--- a/DEFINITIVA/capitolo decimo testo.docx
+++ b/DEFINITIVA/capitolo decimo testo.docx
@@ -319,7 +319,17 @@
           <w:sz w:val="28"/>
           <w:szCs w:val="28"/>
         </w:rPr>
-        <w:t xml:space="preserve"> a uno strumento dolcissimo: il violino, accompagnato da delicati arpeggi</w:t>
+        <w:t xml:space="preserve"> a uno strumento dolcissimo: il violino, accompagnato da delicati arpegg</w:t>
+      </w:r>
+      <w:bookmarkStart w:id="0" w:name="_GoBack"/>
+      <w:bookmarkEnd w:id="0"/>
+      <w:r>
+        <w:rPr>
+          <w:rFonts w:ascii="Bookman Old Style" w:hAnsi="Bookman Old Style" w:cs="Times New Roman"/>
+          <w:sz w:val="28"/>
+          <w:szCs w:val="28"/>
+        </w:rPr>
+        <w:t>i</w:t>
       </w:r>
       <w:r>
         <w:rPr>
@@ -411,17 +421,7 @@
           <w:sz w:val="28"/>
           <w:szCs w:val="28"/>
         </w:rPr>
-        <w:t xml:space="preserve">I legni (come il clarinetto, l'oboe e il flauto) vengono utilizzati per dipingere la grazia e la bellezza dei giovani principi e delle principesse orientali. </w:t>
-      </w:r>
-      <w:bookmarkStart w:id="0" w:name="_GoBack"/>
-      <w:bookmarkEnd w:id="0"/>
-      <w:r>
-        <w:rPr>
-          <w:rFonts w:ascii="Bookman Old Style" w:hAnsi="Bookman Old Style" w:cs="Times New Roman"/>
-          <w:sz w:val="28"/>
-          <w:szCs w:val="28"/>
-        </w:rPr>
-        <w:t>Gli strumenti come le trombe, creano invece squilli improvvisi che richiamano i colpi di scena o le appar</w:t>
+        <w:t>I legni (come il clarinetto, l'oboe e il flauto) vengono utilizzati per dipingere la grazia e la bellezza dei giovani principi e delle principesse orientali. Gli strumenti come le trombe, creano invece squilli improvvisi che richiamano i colpi di scena o le appar</w:t>
       </w:r>
       <w:r>
         <w:rPr>
@@ -509,7 +509,7 @@
       <w:footerReference w:type="default" r:id="rId8"/>
       <w:pgSz w:w="11906" w:h="16838"/>
       <w:pgMar w:top="2552" w:right="1134" w:bottom="1134" w:left="1134" w:header="709" w:footer="709" w:gutter="1134"/>
-      <w:pgNumType w:start="44"/>
+      <w:pgNumType w:start="45"/>
       <w:cols w:space="708"/>
       <w:docGrid w:linePitch="360"/>
     </w:sectPr>
@@ -572,7 +572,7 @@
           <w:rPr>
             <w:noProof/>
           </w:rPr>
-          <w:t>45</w:t>
+          <w:t>46</w:t>
         </w:r>
         <w:r>
           <w:fldChar w:fldCharType="end"/>
@@ -1406,7 +1406,7 @@
 </file>
 
 <file path=customXml/itemProps1.xml><?xml version="1.0" encoding="utf-8"?>
-<ds:datastoreItem xmlns:ds="http://schemas.openxmlformats.org/officeDocument/2006/customXml" ds:itemID="{76FBFED5-D4FD-4674-B39C-1F6819AE33B1}">
+<ds:datastoreItem xmlns:ds="http://schemas.openxmlformats.org/officeDocument/2006/customXml" ds:itemID="{AE695BF2-A43D-489F-8B77-92E54AE2E132}">
   <ds:schemaRefs>
     <ds:schemaRef ds:uri="http://schemas.openxmlformats.org/officeDocument/2006/bibliography"/>
   </ds:schemaRefs>
